--- a/conception/cahier des charges/cahier_des_charges.docx
+++ b/conception/cahier des charges/cahier_des_charges.docx
@@ -3,90 +3,196 @@
 <w:document xmlns:wpc="http://schemas.microsoft.com/office/word/2010/wordprocessingCanvas" xmlns:cx="http://schemas.microsoft.com/office/drawing/2014/chartex" xmlns:cx1="http://schemas.microsoft.com/office/drawing/2015/9/8/chartex" xmlns:cx2="http://schemas.microsoft.com/office/drawing/2015/10/21/chartex" xmlns:cx3="http://schemas.microsoft.com/office/drawing/2016/5/9/chartex" xmlns:cx4="http://schemas.microsoft.com/office/drawing/2016/5/10/chartex" xmlns:cx5="http://schemas.microsoft.com/office/drawing/2016/5/11/chartex" xmlns:cx6="http://schemas.microsoft.com/office/drawing/2016/5/12/chartex" xmlns:cx7="http://schemas.microsoft.com/office/drawing/2016/5/13/chartex" xmlns:cx8="http://schemas.microsoft.com/office/drawing/2016/5/14/chartex" xmlns:mc="http://schemas.openxmlformats.org/markup-compatibility/2006" xmlns:aink="http://schemas.microsoft.com/office/drawing/2016/ink" xmlns:am3d="http://schemas.microsoft.com/office/drawing/2017/model3d" xmlns:o="urn:schemas-microsoft-com:office:office" xmlns:oel="http://schemas.microsoft.com/office/2019/extlst" xmlns:r="http://schemas.openxmlformats.org/officeDocument/2006/relationships" xmlns:m="http://schemas.openxmlformats.org/officeDocument/2006/math" xmlns:v="urn:schemas-microsoft-com:vml" xmlns:wp14="http://schemas.microsoft.com/office/word/2010/wordprocessingDrawing" xmlns:wp="http://schemas.openxmlformats.org/drawingml/2006/wordprocessingDrawing" xmlns:w10="urn:schemas-microsoft-com:office:word" xmlns:w="http://schemas.openxmlformats.org/wordprocessingml/2006/main" xmlns:w14="http://schemas.microsoft.com/office/word/2010/wordml" xmlns:w15="http://schemas.microsoft.com/office/word/2012/wordml" xmlns:w16cex="http://schemas.microsoft.com/office/word/2018/wordml/cex" xmlns:w16cid="http://schemas.microsoft.com/office/word/2016/wordml/cid" xmlns:w16="http://schemas.microsoft.com/office/word/2018/wordml" xmlns:w16du="http://schemas.microsoft.com/office/word/2023/wordml/word16du" xmlns:w16sdtdh="http://schemas.microsoft.com/office/word/2020/wordml/sdtdatahash" xmlns:w16sdtfl="http://schemas.microsoft.com/office/word/2024/wordml/sdtformatlock" xmlns:w16se="http://schemas.microsoft.com/office/word/2015/wordml/symex" xmlns:wpg="http://schemas.microsoft.com/office/word/2010/wordprocessingGroup" xmlns:wpi="http://schemas.microsoft.com/office/word/2010/wordprocessingInk" xmlns:wne="http://schemas.microsoft.com/office/word/2006/wordml" xmlns:wps="http://schemas.microsoft.com/office/word/2010/wordprocessingShape" mc:Ignorable="w14 w15 w16se w16cid w16 w16cex w16sdtdh w16sdtfl w16du wp14">
   <w:body>
     <w:p>
-      <w:proofErr w:type="spellStart"/>
       <w:r>
         <w:rPr>
           <w:b/>
           <w:bCs/>
           <w:u w:val="single"/>
         </w:rPr>
-        <w:t>Projet</w:t>
-      </w:r>
-      <w:proofErr w:type="spellEnd"/>
+        <w:t>Projet :</w:t>
+      </w:r>
+      <w:r>
+        <w:t xml:space="preserve"> </w:t>
+      </w:r>
+      <w:r>
+        <w:t>Echotranscribe</w:t>
+      </w:r>
+    </w:p>
+    <w:p>
+      <w:pPr>
+        <w:rPr>
+          <w:lang w:val="fr-FR"/>
+        </w:rPr>
+      </w:pPr>
       <w:r>
         <w:rPr>
           <w:b/>
           <w:bCs/>
           <w:u w:val="single"/>
         </w:rPr>
-        <w:t xml:space="preserve"> :</w:t>
-      </w:r>
-      <w:r>
-        <w:t xml:space="preserve"> </w:t>
-      </w:r>
-      <w:proofErr w:type="spellStart"/>
-      <w:r>
-        <w:t>Echotranscribe</w:t>
-      </w:r>
-      <w:proofErr w:type="spellEnd"/>
-    </w:p>
-    <w:p>
-      <w:pPr>
-        <w:rPr>
-          <w:lang w:val="fr-FR"/>
-        </w:rPr>
-      </w:pPr>
+        <w:t>Description</w:t>
+      </w:r>
       <w:r>
         <w:rPr>
           <w:b/>
           <w:bCs/>
           <w:u w:val="single"/>
         </w:rPr>
-        <w:t>Description</w:t>
-      </w:r>
+        <w:t xml:space="preserve"> :</w:t>
+      </w:r>
+      <w:r>
+        <w:t xml:space="preserve"> Transcription Audio/Vidéo vers Texte</w:t>
+      </w:r>
+      <w:r>
+        <w:t xml:space="preserve"> et g</w:t>
+      </w:r>
+      <w:r>
+        <w:rPr>
+          <w:lang w:val="fr-FR"/>
+        </w:rPr>
+        <w:t>énérateur automatique de résumé</w:t>
+      </w:r>
+    </w:p>
+    <w:p>
       <w:r>
         <w:rPr>
           <w:b/>
           <w:bCs/>
           <w:u w:val="single"/>
         </w:rPr>
-        <w:t xml:space="preserve"> :</w:t>
-      </w:r>
-      <w:r>
-        <w:t xml:space="preserve"> Transcription Audio/</w:t>
-      </w:r>
-      <w:proofErr w:type="spellStart"/>
-      <w:r>
-        <w:t>Vidéo</w:t>
-      </w:r>
-      <w:proofErr w:type="spellEnd"/>
-      <w:r>
-        <w:t xml:space="preserve"> </w:t>
-      </w:r>
-      <w:proofErr w:type="spellStart"/>
-      <w:r>
-        <w:t>vers</w:t>
-      </w:r>
-      <w:proofErr w:type="spellEnd"/>
-      <w:r>
-        <w:t xml:space="preserve"> Texte</w:t>
-      </w:r>
-      <w:r>
-        <w:t xml:space="preserve"> et g</w:t>
-      </w:r>
-      <w:proofErr w:type="spellStart"/>
-      <w:r>
+        <w:t>Public cible :</w:t>
+      </w:r>
+      <w:r>
+        <w:t xml:space="preserve"> Entreprises et particuliers</w:t>
+      </w:r>
+    </w:p>
+    <w:p>
+      <w:pPr>
+        <w:pStyle w:val="Titre2"/>
+      </w:pPr>
+      <w:r>
+        <w:t>1. Introduction</w:t>
+      </w:r>
+    </w:p>
+    <w:p>
+      <w:r>
+        <w:t xml:space="preserve">Ce document présente le cahier des charges </w:t>
+      </w:r>
+      <w:r>
+        <w:t xml:space="preserve">fonctionnel et </w:t>
+      </w:r>
+      <w:r>
+        <w:t xml:space="preserve">technique du projet </w:t>
+      </w:r>
+      <w:r>
+        <w:t>“Echotranscribe”</w:t>
+      </w:r>
+      <w:r>
+        <w:t>. L’objectif est de concevoir une application web capable d’analyser des fichiers audio et vidéo, de les convertir automatiquement en texte exploitable, et de fournir des outils d’édition et d’exportation.</w:t>
+      </w:r>
+    </w:p>
+    <w:p>
+      <w:pPr>
+        <w:pStyle w:val="Titre2"/>
+      </w:pPr>
+      <w:r>
+        <w:t>2. Objectifs du projet</w:t>
+      </w:r>
+    </w:p>
+    <w:p>
+      <w:pPr>
         <w:rPr>
           <w:lang w:val="fr-FR"/>
         </w:rPr>
-        <w:t>énérateur</w:t>
-      </w:r>
-      <w:proofErr w:type="spellEnd"/>
-      <w:r>
-        <w:rPr>
+      </w:pPr>
+      <w:r>
+        <w:t xml:space="preserve">- </w:t>
+      </w:r>
+      <w:r>
+        <w:rPr>
+          <w:b/>
+          <w:bCs/>
+        </w:rPr>
+        <w:t>Gain de temps</w:t>
+      </w:r>
+      <w:r>
+        <w:t xml:space="preserve"> : fin </w:t>
+      </w:r>
+      <w:r>
+        <w:t xml:space="preserve">de </w:t>
+      </w:r>
+      <w:r>
+        <w:t>la rédaction manuelle de comptes rendus</w:t>
+      </w:r>
+      <w:r>
+        <w:br/>
+        <w:t xml:space="preserve">- </w:t>
+      </w:r>
+      <w:r>
+        <w:rPr>
+          <w:b/>
+          <w:bCs/>
+        </w:rPr>
+        <w:t>Centralisation</w:t>
+      </w:r>
+      <w:r>
+        <w:t xml:space="preserve"> : </w:t>
+      </w:r>
+      <w:r>
+        <w:t xml:space="preserve">stockage et </w:t>
+      </w:r>
+      <w:r>
+        <w:t>h</w:t>
+      </w:r>
+      <w:r>
+        <w:t xml:space="preserve">istorisation des </w:t>
+      </w:r>
+      <w:r>
+        <w:t>reunions d’entreprise</w:t>
+      </w:r>
+      <w:r>
+        <w:br/>
+        <w:t xml:space="preserve">- </w:t>
+      </w:r>
+      <w:r>
+        <w:rPr>
+          <w:b/>
+          <w:bCs/>
           <w:lang w:val="fr-FR"/>
         </w:rPr>
-        <w:t xml:space="preserve"> automatique de résumé</w:t>
+        <w:t>Polyvalence</w:t>
+      </w:r>
+      <w:r>
+        <w:rPr>
+          <w:lang w:val="fr-FR"/>
+        </w:rPr>
+        <w:t xml:space="preserve"> : utilisable par divers départements </w:t>
+      </w:r>
+      <w:r>
+        <w:rPr>
+          <w:lang w:val="fr-FR"/>
+        </w:rPr>
+        <w:t>(</w:t>
+      </w:r>
+      <w:r>
+        <w:rPr>
+          <w:lang w:val="fr-FR"/>
+        </w:rPr>
+        <w:t>RH, équipes IT, Support client, etc.</w:t>
+      </w:r>
+      <w:r>
+        <w:rPr>
+          <w:lang w:val="fr-FR"/>
+        </w:rPr>
+        <w:t>)</w:t>
+      </w:r>
+    </w:p>
+    <w:p>
+      <w:pPr>
+        <w:pStyle w:val="Titre2"/>
+      </w:pPr>
+      <w:r>
+        <w:t>3. Architecture technique</w:t>
       </w:r>
     </w:p>
     <w:p>
@@ -96,432 +202,43 @@
           <w:bCs/>
           <w:u w:val="single"/>
         </w:rPr>
-        <w:t xml:space="preserve">Public </w:t>
-      </w:r>
-      <w:proofErr w:type="spellStart"/>
+        <w:t>Frontend :</w:t>
+      </w:r>
+      <w:r>
+        <w:t xml:space="preserve"> </w:t>
+      </w:r>
+      <w:r>
+        <w:t>I</w:t>
+      </w:r>
+      <w:r>
+        <w:t>nterface</w:t>
+      </w:r>
+      <w:r>
+        <w:t xml:space="preserve"> utilisateur</w:t>
+      </w:r>
+      <w:r>
+        <w:t xml:space="preserve"> en React</w:t>
+      </w:r>
+      <w:r>
+        <w:br/>
+      </w:r>
       <w:r>
         <w:rPr>
           <w:b/>
           <w:bCs/>
           <w:u w:val="single"/>
         </w:rPr>
-        <w:t>cible</w:t>
-      </w:r>
-      <w:proofErr w:type="spellEnd"/>
+        <w:t xml:space="preserve">Backend </w:t>
+      </w:r>
       <w:r>
         <w:rPr>
           <w:b/>
           <w:bCs/>
-          <w:u w:val="single"/>
-        </w:rPr>
-        <w:t xml:space="preserve"> :</w:t>
-      </w:r>
-      <w:r>
-        <w:t xml:space="preserve"> Entreprises et </w:t>
-      </w:r>
-      <w:proofErr w:type="spellStart"/>
-      <w:r>
-        <w:t>particuliers</w:t>
-      </w:r>
-      <w:proofErr w:type="spellEnd"/>
-    </w:p>
-    <w:p>
-      <w:pPr>
-        <w:pStyle w:val="Titre2"/>
-      </w:pPr>
-      <w:r>
-        <w:t>1. Introduction</w:t>
-      </w:r>
-    </w:p>
-    <w:p>
-      <w:r>
-        <w:t xml:space="preserve">Ce document </w:t>
-      </w:r>
-      <w:proofErr w:type="spellStart"/>
-      <w:r>
-        <w:t>présente</w:t>
-      </w:r>
-      <w:proofErr w:type="spellEnd"/>
-      <w:r>
-        <w:t xml:space="preserve"> le cahier des charges </w:t>
-      </w:r>
-      <w:proofErr w:type="spellStart"/>
-      <w:r>
-        <w:t>fonctionnel</w:t>
-      </w:r>
-      <w:proofErr w:type="spellEnd"/>
-      <w:r>
-        <w:t xml:space="preserve"> et </w:t>
-      </w:r>
-      <w:r>
-        <w:t xml:space="preserve">technique du </w:t>
-      </w:r>
-      <w:proofErr w:type="spellStart"/>
-      <w:r>
-        <w:t>projet</w:t>
-      </w:r>
-      <w:proofErr w:type="spellEnd"/>
-      <w:r>
-        <w:t xml:space="preserve"> </w:t>
-      </w:r>
-      <w:r>
-        <w:t>“</w:t>
-      </w:r>
-      <w:proofErr w:type="spellStart"/>
-      <w:r>
-        <w:t>Echotranscribe</w:t>
-      </w:r>
-      <w:proofErr w:type="spellEnd"/>
-      <w:r>
-        <w:t>”</w:t>
-      </w:r>
-      <w:r>
-        <w:t xml:space="preserve">. </w:t>
-      </w:r>
-      <w:proofErr w:type="spellStart"/>
-      <w:r>
-        <w:t>L’objectif</w:t>
-      </w:r>
-      <w:proofErr w:type="spellEnd"/>
-      <w:r>
-        <w:t xml:space="preserve"> </w:t>
-      </w:r>
-      <w:proofErr w:type="spellStart"/>
-      <w:r>
-        <w:t>est</w:t>
-      </w:r>
-      <w:proofErr w:type="spellEnd"/>
-      <w:r>
-        <w:t xml:space="preserve"> de </w:t>
-      </w:r>
-      <w:proofErr w:type="spellStart"/>
-      <w:r>
-        <w:t>concevoir</w:t>
-      </w:r>
-      <w:proofErr w:type="spellEnd"/>
-      <w:r>
-        <w:t xml:space="preserve"> </w:t>
-      </w:r>
-      <w:proofErr w:type="spellStart"/>
-      <w:r>
-        <w:t>une</w:t>
-      </w:r>
-      <w:proofErr w:type="spellEnd"/>
-      <w:r>
-        <w:t xml:space="preserve"> application web capable </w:t>
-      </w:r>
-      <w:proofErr w:type="spellStart"/>
-      <w:r>
-        <w:t>d’analyser</w:t>
-      </w:r>
-      <w:proofErr w:type="spellEnd"/>
-      <w:r>
-        <w:t xml:space="preserve"> des </w:t>
-      </w:r>
-      <w:proofErr w:type="spellStart"/>
-      <w:r>
-        <w:t>fichiers</w:t>
-      </w:r>
-      <w:proofErr w:type="spellEnd"/>
-      <w:r>
-        <w:t xml:space="preserve"> audio et </w:t>
-      </w:r>
-      <w:proofErr w:type="spellStart"/>
-      <w:r>
-        <w:t>vidéo</w:t>
-      </w:r>
-      <w:proofErr w:type="spellEnd"/>
-      <w:r>
-        <w:t xml:space="preserve">, de les </w:t>
-      </w:r>
-      <w:proofErr w:type="spellStart"/>
-      <w:r>
-        <w:t>convertir</w:t>
-      </w:r>
-      <w:proofErr w:type="spellEnd"/>
-      <w:r>
-        <w:t xml:space="preserve"> </w:t>
-      </w:r>
-      <w:proofErr w:type="spellStart"/>
-      <w:r>
-        <w:t>automatiquement</w:t>
-      </w:r>
-      <w:proofErr w:type="spellEnd"/>
-      <w:r>
-        <w:t xml:space="preserve"> </w:t>
-      </w:r>
-      <w:proofErr w:type="spellStart"/>
-      <w:r>
-        <w:t>en</w:t>
-      </w:r>
-      <w:proofErr w:type="spellEnd"/>
-      <w:r>
-        <w:t xml:space="preserve"> </w:t>
-      </w:r>
-      <w:proofErr w:type="spellStart"/>
-      <w:r>
-        <w:t>texte</w:t>
-      </w:r>
-      <w:proofErr w:type="spellEnd"/>
-      <w:r>
-        <w:t xml:space="preserve"> exploitable, et de </w:t>
-      </w:r>
-      <w:proofErr w:type="spellStart"/>
-      <w:r>
-        <w:t>fournir</w:t>
-      </w:r>
-      <w:proofErr w:type="spellEnd"/>
-      <w:r>
-        <w:t xml:space="preserve"> des </w:t>
-      </w:r>
-      <w:proofErr w:type="spellStart"/>
-      <w:r>
-        <w:t>outils</w:t>
-      </w:r>
-      <w:proofErr w:type="spellEnd"/>
-      <w:r>
-        <w:t xml:space="preserve"> </w:t>
-      </w:r>
-      <w:proofErr w:type="spellStart"/>
-      <w:r>
-        <w:t>d’édition</w:t>
-      </w:r>
-      <w:proofErr w:type="spellEnd"/>
-      <w:r>
-        <w:t xml:space="preserve"> et </w:t>
-      </w:r>
-      <w:proofErr w:type="spellStart"/>
-      <w:r>
-        <w:t>d’exportation</w:t>
-      </w:r>
-      <w:proofErr w:type="spellEnd"/>
-      <w:r>
-        <w:t>.</w:t>
-      </w:r>
-    </w:p>
-    <w:p>
-      <w:pPr>
-        <w:pStyle w:val="Titre2"/>
-      </w:pPr>
-      <w:r>
-        <w:t xml:space="preserve">2. </w:t>
-      </w:r>
-      <w:proofErr w:type="spellStart"/>
-      <w:r>
-        <w:t>Objectifs</w:t>
-      </w:r>
-      <w:proofErr w:type="spellEnd"/>
-      <w:r>
-        <w:t xml:space="preserve"> du </w:t>
-      </w:r>
-      <w:proofErr w:type="spellStart"/>
-      <w:r>
-        <w:t>projet</w:t>
-      </w:r>
-      <w:proofErr w:type="spellEnd"/>
-    </w:p>
-    <w:p>
-      <w:pPr>
-        <w:rPr>
-          <w:lang w:val="fr-FR"/>
-        </w:rPr>
-      </w:pPr>
-      <w:r>
-        <w:t xml:space="preserve">- </w:t>
-      </w:r>
-      <w:r>
-        <w:rPr>
-          <w:b/>
-          <w:bCs/>
-        </w:rPr>
-        <w:t>Gain de temps</w:t>
-      </w:r>
-      <w:r>
-        <w:t xml:space="preserve"> : fin </w:t>
-      </w:r>
-      <w:r>
-        <w:t xml:space="preserve">de </w:t>
-      </w:r>
-      <w:r>
-        <w:t xml:space="preserve">la </w:t>
-      </w:r>
-      <w:proofErr w:type="spellStart"/>
-      <w:r>
-        <w:t>rédaction</w:t>
-      </w:r>
-      <w:proofErr w:type="spellEnd"/>
-      <w:r>
-        <w:t xml:space="preserve"> </w:t>
-      </w:r>
-      <w:proofErr w:type="spellStart"/>
-      <w:r>
-        <w:t>manuelle</w:t>
-      </w:r>
-      <w:proofErr w:type="spellEnd"/>
-      <w:r>
-        <w:t xml:space="preserve"> de </w:t>
-      </w:r>
-      <w:proofErr w:type="spellStart"/>
-      <w:r>
-        <w:t>comptes</w:t>
-      </w:r>
-      <w:proofErr w:type="spellEnd"/>
-      <w:r>
-        <w:t xml:space="preserve"> </w:t>
-      </w:r>
-      <w:proofErr w:type="spellStart"/>
-      <w:r>
-        <w:t>rendus</w:t>
-      </w:r>
-      <w:proofErr w:type="spellEnd"/>
-      <w:r>
-        <w:br/>
-        <w:t xml:space="preserve">- </w:t>
-      </w:r>
-      <w:proofErr w:type="spellStart"/>
-      <w:r>
-        <w:rPr>
-          <w:b/>
-          <w:bCs/>
-        </w:rPr>
-        <w:t>Centralisation</w:t>
-      </w:r>
-      <w:proofErr w:type="spellEnd"/>
-      <w:r>
-        <w:t xml:space="preserve"> : </w:t>
-      </w:r>
-      <w:r>
-        <w:t xml:space="preserve">stockage et </w:t>
-      </w:r>
-      <w:proofErr w:type="spellStart"/>
-      <w:r>
-        <w:t>h</w:t>
-      </w:r>
-      <w:r>
-        <w:t>istorisation</w:t>
-      </w:r>
-      <w:proofErr w:type="spellEnd"/>
-      <w:r>
-        <w:t xml:space="preserve"> des </w:t>
-      </w:r>
-      <w:r>
-        <w:t xml:space="preserve">reunions </w:t>
-      </w:r>
-      <w:proofErr w:type="spellStart"/>
-      <w:r>
-        <w:t>d’entreprise</w:t>
-      </w:r>
-      <w:proofErr w:type="spellEnd"/>
-      <w:r>
-        <w:br/>
-        <w:t xml:space="preserve">- </w:t>
-      </w:r>
-      <w:r>
-        <w:rPr>
-          <w:b/>
-          <w:bCs/>
-          <w:lang w:val="fr-FR"/>
-        </w:rPr>
-        <w:t>Polyvalence</w:t>
-      </w:r>
-      <w:r>
-        <w:rPr>
-          <w:lang w:val="fr-FR"/>
-        </w:rPr>
-        <w:t xml:space="preserve"> : utilisable par divers départements </w:t>
-      </w:r>
-      <w:r>
-        <w:rPr>
-          <w:lang w:val="fr-FR"/>
-        </w:rPr>
-        <w:t>(</w:t>
-      </w:r>
-      <w:r>
-        <w:rPr>
-          <w:lang w:val="fr-FR"/>
-        </w:rPr>
-        <w:t>RH, équipes IT, Support client, etc.</w:t>
-      </w:r>
-      <w:r>
-        <w:rPr>
-          <w:lang w:val="fr-FR"/>
-        </w:rPr>
-        <w:t>)</w:t>
-      </w:r>
-    </w:p>
-    <w:p>
-      <w:pPr>
-        <w:pStyle w:val="Titre2"/>
-      </w:pPr>
-      <w:r>
-        <w:t>3. Architecture technique</w:t>
-      </w:r>
-    </w:p>
-    <w:p>
-      <w:r>
-        <w:rPr>
-          <w:b/>
-          <w:bCs/>
-          <w:u w:val="single"/>
-        </w:rPr>
-        <w:t>Frontend :</w:t>
-      </w:r>
-      <w:r>
-        <w:t xml:space="preserve"> </w:t>
-      </w:r>
-      <w:r>
-        <w:t>I</w:t>
-      </w:r>
-      <w:r>
-        <w:t>nterface</w:t>
-      </w:r>
-      <w:r>
-        <w:t xml:space="preserve"> </w:t>
-      </w:r>
-      <w:proofErr w:type="spellStart"/>
-      <w:r>
-        <w:t>utilisateur</w:t>
-      </w:r>
-      <w:proofErr w:type="spellEnd"/>
-      <w:r>
-        <w:t xml:space="preserve"> </w:t>
-      </w:r>
-      <w:proofErr w:type="spellStart"/>
-      <w:r>
-        <w:t>en</w:t>
-      </w:r>
-      <w:proofErr w:type="spellEnd"/>
-      <w:r>
-        <w:t xml:space="preserve"> React</w:t>
-      </w:r>
-      <w:r>
-        <w:br/>
-      </w:r>
-      <w:r>
-        <w:rPr>
-          <w:b/>
-          <w:bCs/>
-          <w:u w:val="single"/>
-        </w:rPr>
-        <w:t xml:space="preserve">Backend </w:t>
-      </w:r>
-      <w:r>
-        <w:rPr>
-          <w:b/>
-          <w:bCs/>
         </w:rPr>
         <w:t xml:space="preserve">: </w:t>
       </w:r>
       <w:r>
-        <w:t xml:space="preserve">Architecture </w:t>
-      </w:r>
-      <w:proofErr w:type="spellStart"/>
-      <w:r>
-        <w:t>en</w:t>
-      </w:r>
-      <w:proofErr w:type="spellEnd"/>
-      <w:r>
-        <w:t xml:space="preserve"> microservice</w:t>
+        <w:t>Architecture en microservice</w:t>
       </w:r>
     </w:p>
     <w:p>
@@ -533,13 +250,8 @@
         </w:numPr>
       </w:pPr>
       <w:r>
-        <w:t xml:space="preserve">Architecture </w:t>
-      </w:r>
-      <w:proofErr w:type="spellStart"/>
-      <w:r>
-        <w:t>Hexagonale</w:t>
-      </w:r>
-      <w:proofErr w:type="spellEnd"/>
+        <w:t>Architecture Hexagonale</w:t>
+      </w:r>
     </w:p>
     <w:p>
       <w:pPr>
@@ -565,32 +277,17 @@
         <w:t>Base de données</w:t>
       </w:r>
       <w:r>
-        <w:t xml:space="preserve"> non </w:t>
-      </w:r>
-      <w:proofErr w:type="spellStart"/>
-      <w:r>
-        <w:t>relationnelle</w:t>
-      </w:r>
-      <w:proofErr w:type="spellEnd"/>
+        <w:t xml:space="preserve"> non relationnelle</w:t>
+      </w:r>
     </w:p>
     <w:p>
-      <w:proofErr w:type="spellStart"/>
       <w:r>
         <w:rPr>
           <w:b/>
           <w:bCs/>
           <w:u w:val="single"/>
         </w:rPr>
-        <w:t>Outils</w:t>
-      </w:r>
-      <w:proofErr w:type="spellEnd"/>
-      <w:r>
-        <w:rPr>
-          <w:b/>
-          <w:bCs/>
-          <w:u w:val="single"/>
-        </w:rPr>
-        <w:t xml:space="preserve"> IA :</w:t>
+        <w:t>Outils IA :</w:t>
       </w:r>
       <w:r>
         <w:rPr>
@@ -622,57 +319,23 @@
         </w:numPr>
       </w:pPr>
       <w:r>
-        <w:t xml:space="preserve">IA de </w:t>
-      </w:r>
-      <w:proofErr w:type="spellStart"/>
-      <w:r>
-        <w:t>traitement</w:t>
-      </w:r>
-      <w:proofErr w:type="spellEnd"/>
-      <w:r>
-        <w:t xml:space="preserve"> de </w:t>
-      </w:r>
-      <w:proofErr w:type="spellStart"/>
-      <w:r>
-        <w:t>texte</w:t>
-      </w:r>
-      <w:proofErr w:type="spellEnd"/>
+        <w:t>IA de traitement de texte</w:t>
+      </w:r>
     </w:p>
     <w:p>
       <w:pPr>
         <w:pStyle w:val="Titre2"/>
       </w:pPr>
       <w:r>
-        <w:t xml:space="preserve">4. Technologies </w:t>
-      </w:r>
-      <w:proofErr w:type="spellStart"/>
-      <w:r>
-        <w:t>utilisées</w:t>
-      </w:r>
-      <w:proofErr w:type="spellEnd"/>
+        <w:t>4. Technologies utilisées</w:t>
+      </w:r>
     </w:p>
     <w:p>
       <w:r>
-        <w:t xml:space="preserve">- </w:t>
-      </w:r>
-      <w:proofErr w:type="spellStart"/>
-      <w:r>
-        <w:t>Langages</w:t>
-      </w:r>
-      <w:proofErr w:type="spellEnd"/>
-      <w:r>
-        <w:t xml:space="preserve"> : </w:t>
-      </w:r>
-      <w:r>
-        <w:t>Html/</w:t>
-      </w:r>
-      <w:proofErr w:type="spellStart"/>
-      <w:r>
-        <w:t>css</w:t>
-      </w:r>
-      <w:proofErr w:type="spellEnd"/>
-      <w:r>
-        <w:t>, typescript, java</w:t>
+        <w:t xml:space="preserve">- Langages : </w:t>
+      </w:r>
+      <w:r>
+        <w:t>Html/css, typescript, java</w:t>
       </w:r>
       <w:r>
         <w:br/>
@@ -698,54 +361,138 @@
     <w:p>
       <w:pPr>
         <w:pStyle w:val="Titre2"/>
-        <w:rPr>
-          <w:lang w:val="fr-FR"/>
-        </w:rPr>
-      </w:pPr>
-      <w:r>
-        <w:lastRenderedPageBreak/>
-        <w:t xml:space="preserve">5. </w:t>
-      </w:r>
-      <w:proofErr w:type="spellStart"/>
-      <w:r>
-        <w:t>Fonctionnalités</w:t>
-      </w:r>
-      <w:proofErr w:type="spellEnd"/>
-      <w:r>
-        <w:t xml:space="preserve"> </w:t>
-      </w:r>
-      <w:r>
-        <w:t>de base</w:t>
-      </w:r>
+      </w:pPr>
     </w:p>
     <w:p>
-      <w:r>
-        <w:t xml:space="preserve">- </w:t>
-      </w:r>
-      <w:proofErr w:type="spellStart"/>
-      <w:r>
-        <w:t>Formulaire</w:t>
-      </w:r>
-      <w:proofErr w:type="spellEnd"/>
-      <w:r>
-        <w:t xml:space="preserve"> </w:t>
-      </w:r>
-      <w:r>
-        <w:t xml:space="preserve">de </w:t>
-      </w:r>
-      <w:proofErr w:type="spellStart"/>
-      <w:r>
-        <w:t>connexion</w:t>
-      </w:r>
-      <w:proofErr w:type="spellEnd"/>
+      <w:pPr>
+        <w:pStyle w:val="Titre2"/>
+      </w:pPr>
+    </w:p>
+    <w:p>
+      <w:pPr>
+        <w:pStyle w:val="Titre2"/>
+      </w:pPr>
+    </w:p>
+    <w:p/>
+    <w:p/>
+    <w:p>
+      <w:pPr>
+        <w:pStyle w:val="Titre2"/>
+      </w:pPr>
+    </w:p>
+    <w:p>
+      <w:pPr>
+        <w:pStyle w:val="Titre2"/>
+      </w:pPr>
+      <w:r>
+        <w:t xml:space="preserve">5. Fonctionnalités </w:t>
+      </w:r>
+      <w:r>
+        <w:t>de base</w:t>
+      </w:r>
+    </w:p>
+    <w:p>
+      <w:pPr>
+        <w:rPr>
+          <w:b/>
+          <w:bCs/>
+          <w:u w:val="single"/>
+        </w:rPr>
+      </w:pPr>
+    </w:p>
+    <w:p>
+      <w:pPr>
+        <w:rPr>
+          <w:b/>
+          <w:bCs/>
+          <w:u w:val="single"/>
+        </w:rPr>
+      </w:pPr>
+      <w:r>
+        <w:rPr>
+          <w:b/>
+          <w:bCs/>
+          <w:u w:val="single"/>
+        </w:rPr>
+        <w:t>Page login</w:t>
+      </w:r>
+    </w:p>
+    <w:p>
+      <w:r>
+        <w:t>L</w:t>
+      </w:r>
+      <w:r>
+        <w:t>e dessin d</w:t>
+      </w:r>
+      <w:r>
+        <w:rPr>
+          <w:lang w:val="fr-FR"/>
+        </w:rPr>
+        <w:t>’écran qui suit</w:t>
+      </w:r>
+      <w:r>
+        <w:t xml:space="preserve"> affiche un formulaire contenant les champs obligatoires</w:t>
+      </w:r>
+      <w:r>
+        <w:t xml:space="preserve"> pour la connexion</w:t>
+      </w:r>
+      <w:r>
+        <w:t xml:space="preserve"> d’</w:t>
+      </w:r>
+      <w:r>
+        <w:t xml:space="preserve">un </w:t>
+      </w:r>
+      <w:r>
+        <w:t>utilisateur.</w:t>
+      </w:r>
+    </w:p>
+    <w:p>
+      <w:r>
+        <w:t xml:space="preserve">Si formulaire </w:t>
+      </w:r>
+      <w:r>
+        <w:t>validé</w:t>
+      </w:r>
+      <w:r>
+        <w:t xml:space="preserve">, </w:t>
+      </w:r>
+      <w:r>
+        <w:t xml:space="preserve">le système </w:t>
+      </w:r>
+      <w:r>
+        <w:t>redirigera l’utilisateur vers la page d’accueil.</w:t>
+      </w:r>
+    </w:p>
+    <w:p>
+      <w:r>
+        <w:t xml:space="preserve">Sinon, la page </w:t>
+      </w:r>
+      <w:r>
+        <w:t xml:space="preserve">ne change pas </w:t>
+      </w:r>
+      <w:r>
+        <w:rPr>
+          <w:lang w:val="fr-FR"/>
+        </w:rPr>
+        <w:t xml:space="preserve">et </w:t>
+      </w:r>
+      <w:r>
+        <w:t>un message d’erreur apparaitra</w:t>
+      </w:r>
+      <w:r>
+        <w:t>.</w:t>
+      </w:r>
+    </w:p>
+    <w:p/>
+    <w:p>
       <w:r>
         <w:rPr>
           <w:noProof/>
         </w:rPr>
         <w:drawing>
-          <wp:inline distT="0" distB="0" distL="0" distR="0" wp14:anchorId="1B35AC73" wp14:editId="7849C19C">
-            <wp:extent cx="5486400" cy="3566795"/>
-            <wp:effectExtent l="0" t="0" r="0" b="0"/>
+          <wp:inline distT="0" distB="0" distL="0" distR="0" wp14:anchorId="1B35AC73" wp14:editId="712F1863">
+            <wp:extent cx="6005224" cy="3904091"/>
+            <wp:effectExtent l="0" t="0" r="0" b="1270"/>
             <wp:docPr id="1438488189" name="Image 1"/>
             <wp:cNvGraphicFramePr>
               <a:graphicFrameLocks xmlns:a="http://schemas.openxmlformats.org/drawingml/2006/main" noChangeAspect="1"/>
@@ -775,7 +522,7 @@
                   <pic:spPr bwMode="auto">
                     <a:xfrm>
                       <a:off x="0" y="0"/>
-                      <a:ext cx="5486400" cy="3566795"/>
+                      <a:ext cx="6052845" cy="3935050"/>
                     </a:xfrm>
                     <a:prstGeom prst="rect">
                       <a:avLst/>
@@ -795,32 +542,257 @@
         <w:br/>
       </w:r>
     </w:p>
+    <w:p/>
+    <w:p/>
+    <w:p/>
+    <w:p/>
+    <w:p/>
+    <w:p/>
+    <w:p/>
     <w:p>
-      <w:r>
-        <w:t xml:space="preserve">- </w:t>
-      </w:r>
-      <w:proofErr w:type="spellStart"/>
-      <w:r>
-        <w:t>Formulaire</w:t>
-      </w:r>
-      <w:proofErr w:type="spellEnd"/>
-      <w:r>
+      <w:pPr>
+        <w:rPr>
+          <w:b/>
+          <w:bCs/>
+          <w:u w:val="single"/>
+        </w:rPr>
+      </w:pPr>
+      <w:r>
+        <w:rPr>
+          <w:b/>
+          <w:bCs/>
+          <w:u w:val="single"/>
+        </w:rPr>
+        <w:t>Page</w:t>
+      </w:r>
+      <w:r>
+        <w:rPr>
+          <w:b/>
+          <w:bCs/>
+          <w:u w:val="single"/>
+        </w:rPr>
+        <w:t xml:space="preserve"> d’inscription</w:t>
+      </w:r>
+    </w:p>
+    <w:p>
+      <w:pPr>
+        <w:rPr>
+          <w:noProof/>
+        </w:rPr>
+      </w:pPr>
+      <w:r>
+        <w:rPr>
+          <w:noProof/>
+        </w:rPr>
+        <w:t>F</w:t>
+      </w:r>
+      <w:r>
+        <w:rPr>
+          <w:noProof/>
+        </w:rPr>
+        <w:t>ormulaire contenant les champs obligatoires pour l’inscription d’un nouvel utilisateur.</w:t>
+      </w:r>
+    </w:p>
+    <w:p>
+      <w:pPr>
+        <w:rPr>
+          <w:noProof/>
+          <w:lang w:val="fr-FR"/>
+        </w:rPr>
+      </w:pPr>
+      <w:r>
+        <w:rPr>
+          <w:noProof/>
+        </w:rPr>
+        <w:t xml:space="preserve">Une fois le formulaire validé, </w:t>
+      </w:r>
+      <w:r>
+        <w:rPr>
+          <w:noProof/>
+        </w:rPr>
+        <w:t>un code de v</w:t>
+      </w:r>
+      <w:r>
+        <w:rPr>
+          <w:noProof/>
+          <w:lang w:val="fr-FR"/>
+        </w:rPr>
+        <w:t xml:space="preserve">érification </w:t>
+      </w:r>
+      <w:r>
+        <w:rPr>
+          <w:noProof/>
+        </w:rPr>
+        <w:t>ser</w:t>
+      </w:r>
+      <w:r>
+        <w:rPr>
+          <w:noProof/>
+        </w:rPr>
+        <w:t>a</w:t>
+      </w:r>
+      <w:r>
+        <w:rPr>
+          <w:noProof/>
+        </w:rPr>
+        <w:t xml:space="preserve"> enregistr</w:t>
+      </w:r>
+      <w:r>
+        <w:rPr>
+          <w:noProof/>
+          <w:lang w:val="fr-FR"/>
+        </w:rPr>
+        <w:t>é temporairement dans une cache Redis</w:t>
+      </w:r>
+      <w:r>
+        <w:rPr>
+          <w:noProof/>
+          <w:lang w:val="fr-FR"/>
+        </w:rPr>
+        <w:t xml:space="preserve"> et sera envoyé aux mails du concerné.</w:t>
+      </w:r>
+    </w:p>
+    <w:p>
+      <w:pPr>
+        <w:rPr>
+          <w:noProof/>
+        </w:rPr>
+      </w:pPr>
+      <w:r>
+        <w:rPr>
+          <w:noProof/>
+          <w:lang w:val="fr-FR"/>
+        </w:rPr>
+        <w:t>L</w:t>
+      </w:r>
+      <w:r>
+        <w:rPr>
+          <w:noProof/>
+        </w:rPr>
+        <w:t xml:space="preserve">’utilisateur </w:t>
+      </w:r>
+      <w:r>
+        <w:rPr>
+          <w:noProof/>
+        </w:rPr>
+        <w:t>sera redirig</w:t>
+      </w:r>
+      <w:r>
+        <w:rPr>
+          <w:noProof/>
+          <w:lang w:val="fr-FR"/>
+        </w:rPr>
+        <w:t xml:space="preserve">é </w:t>
+      </w:r>
+      <w:r>
+        <w:rPr>
+          <w:noProof/>
+        </w:rPr>
+        <w:t>vers une autre page</w:t>
+      </w:r>
+      <w:r>
+        <w:rPr>
+          <w:noProof/>
+          <w:lang w:val="fr-FR"/>
+        </w:rPr>
+        <w:t xml:space="preserve">, </w:t>
+      </w:r>
+      <w:r>
+        <w:rPr>
+          <w:noProof/>
+        </w:rPr>
+        <w:t>o</w:t>
+      </w:r>
+      <w:r>
+        <w:rPr>
+          <w:noProof/>
+          <w:lang w:val="fr-FR"/>
+        </w:rPr>
+        <w:t>ù le code envoyé devra être</w:t>
+      </w:r>
+      <w:r>
+        <w:rPr>
+          <w:noProof/>
+          <w:lang w:val="fr-FR"/>
+        </w:rPr>
+        <w:t xml:space="preserve"> saisi</w:t>
+      </w:r>
+      <w:r>
+        <w:rPr>
+          <w:noProof/>
+        </w:rPr>
+        <w:t>.</w:t>
+      </w:r>
+    </w:p>
+    <w:p>
+      <w:pPr>
+        <w:rPr>
+          <w:noProof/>
+          <w:lang w:val="fr-FR"/>
+        </w:rPr>
+      </w:pPr>
+      <w:r>
+        <w:rPr>
+          <w:noProof/>
+        </w:rPr>
+        <w:t>Si le bon code est entr</w:t>
+      </w:r>
+      <w:r>
+        <w:rPr>
+          <w:noProof/>
+          <w:lang w:val="fr-FR"/>
+        </w:rPr>
+        <w:t>é, les données de l’utilisateur seront enregistrées dans une base de données et ce dernier sera redirigé vers la page d’accueil.</w:t>
+      </w:r>
+    </w:p>
+    <w:p>
+      <w:pPr>
+        <w:rPr>
+          <w:noProof/>
+        </w:rPr>
+      </w:pPr>
+      <w:r>
+        <w:rPr>
+          <w:noProof/>
+        </w:rPr>
+        <w:t>En cas de non validation du formulaire ou</w:t>
+      </w:r>
+      <w:r>
+        <w:rPr>
+          <w:noProof/>
+        </w:rPr>
+        <w:t xml:space="preserve"> du code de v</w:t>
+      </w:r>
+      <w:r>
+        <w:rPr>
+          <w:noProof/>
+          <w:lang w:val="fr-FR"/>
+        </w:rPr>
+        <w:t>érification</w:t>
+      </w:r>
+      <w:r>
+        <w:rPr>
+          <w:noProof/>
+          <w:lang w:val="fr-FR"/>
+        </w:rPr>
+        <w:t>, l’utilisateur sera redirigé vers la page Sign Up et un message d’erreur sera affiché.</w:t>
+      </w:r>
+      <w:r>
+        <w:rPr>
+          <w:noProof/>
+        </w:rPr>
         <w:t xml:space="preserve"> </w:t>
       </w:r>
-      <w:proofErr w:type="spellStart"/>
-      <w:r>
-        <w:t>d’inscription</w:t>
-      </w:r>
-      <w:proofErr w:type="spellEnd"/>
-      <w:r>
-        <w:rPr>
-          <w:noProof/>
-        </w:rPr>
+    </w:p>
+    <w:p/>
+    <w:p/>
+    <w:p>
+      <w:r>
         <w:drawing>
-          <wp:inline distT="0" distB="0" distL="0" distR="0" wp14:anchorId="34FFC007" wp14:editId="722AEB7A">
-            <wp:extent cx="5486400" cy="3580130"/>
-            <wp:effectExtent l="0" t="0" r="0" b="1270"/>
-            <wp:docPr id="174815514" name="Image 2"/>
+          <wp:inline distT="0" distB="0" distL="0" distR="0" wp14:anchorId="68482944" wp14:editId="6A7022D4">
+            <wp:extent cx="5486400" cy="1798757"/>
+            <wp:effectExtent l="0" t="0" r="0" b="0"/>
+            <wp:docPr id="1649475241" name="Image 1"/>
             <wp:cNvGraphicFramePr>
               <a:graphicFrameLocks xmlns:a="http://schemas.openxmlformats.org/drawingml/2006/main" noChangeAspect="1"/>
             </wp:cNvGraphicFramePr>
@@ -828,13 +800,239 @@
               <a:graphicData uri="http://schemas.openxmlformats.org/drawingml/2006/picture">
                 <pic:pic xmlns:pic="http://schemas.openxmlformats.org/drawingml/2006/picture">
                   <pic:nvPicPr>
-                    <pic:cNvPr id="0" name="Picture 3"/>
+                    <pic:cNvPr id="1649475241" name=""/>
+                    <pic:cNvPicPr/>
+                  </pic:nvPicPr>
+                  <pic:blipFill>
+                    <a:blip r:embed="rId7"/>
+                    <a:stretch>
+                      <a:fillRect/>
+                    </a:stretch>
+                  </pic:blipFill>
+                  <pic:spPr>
+                    <a:xfrm>
+                      <a:off x="0" y="0"/>
+                      <a:ext cx="5486400" cy="1798757"/>
+                    </a:xfrm>
+                    <a:prstGeom prst="rect">
+                      <a:avLst/>
+                    </a:prstGeom>
+                  </pic:spPr>
+                </pic:pic>
+              </a:graphicData>
+            </a:graphic>
+          </wp:inline>
+        </w:drawing>
+      </w:r>
+      <w:r>
+        <w:br/>
+      </w:r>
+    </w:p>
+    <w:p/>
+    <w:p/>
+    <w:p/>
+    <w:p/>
+    <w:p/>
+    <w:p/>
+    <w:p/>
+    <w:p/>
+    <w:p>
+      <w:pPr>
+        <w:tabs>
+          <w:tab w:val="center" w:pos="4320"/>
+        </w:tabs>
+        <w:rPr>
+          <w:b/>
+          <w:bCs/>
+          <w:u w:val="single"/>
+        </w:rPr>
+      </w:pPr>
+      <w:r>
+        <w:rPr>
+          <w:b/>
+          <w:bCs/>
+          <w:u w:val="single"/>
+        </w:rPr>
+        <w:t>Accueil (Page de transcription)</w:t>
+      </w:r>
+    </w:p>
+    <w:p>
+      <w:pPr>
+        <w:rPr>
+          <w:lang w:val="fr-FR"/>
+        </w:rPr>
+      </w:pPr>
+      <w:r>
+        <w:t>Formulaire o</w:t>
+      </w:r>
+      <w:r>
+        <w:rPr>
+          <w:lang w:val="fr-FR"/>
+        </w:rPr>
+        <w:t>ù l’utilisateur peut upload un fichier (txt, audio, vidéo) ou directement du texte(réunion, conversation, …).</w:t>
+      </w:r>
+    </w:p>
+    <w:p>
+      <w:pPr>
+        <w:pStyle w:val="Paragraphedeliste"/>
+        <w:numPr>
+          <w:ilvl w:val="0"/>
+          <w:numId w:val="15"/>
+        </w:numPr>
+      </w:pPr>
+      <w:r>
+        <w:t xml:space="preserve">Si </w:t>
+      </w:r>
+      <w:r>
+        <w:t>vid</w:t>
+      </w:r>
+      <w:r>
+        <w:rPr>
+          <w:lang w:val="fr-FR"/>
+        </w:rPr>
+        <w:t>éo</w:t>
+      </w:r>
+      <w:r>
+        <w:rPr>
+          <w:lang w:val="fr-FR"/>
+        </w:rPr>
+        <w:t xml:space="preserve"> </w:t>
+      </w:r>
+      <w:r>
+        <w:t xml:space="preserve">: </w:t>
+      </w:r>
+      <w:r>
+        <w:t>l</w:t>
+      </w:r>
+      <w:r>
+        <w:rPr>
+          <w:lang w:val="fr-FR"/>
+        </w:rPr>
+        <w:t>’audio sera extrait de la vidéo</w:t>
+      </w:r>
+      <w:r>
+        <w:t xml:space="preserve"> </w:t>
+      </w:r>
+    </w:p>
+    <w:p>
+      <w:pPr>
+        <w:pStyle w:val="Paragraphedeliste"/>
+        <w:numPr>
+          <w:ilvl w:val="0"/>
+          <w:numId w:val="15"/>
+        </w:numPr>
+      </w:pPr>
+      <w:r>
+        <w:t>Si audio</w:t>
+      </w:r>
+      <w:r>
+        <w:t xml:space="preserve"> </w:t>
+      </w:r>
+      <w:r>
+        <w:rPr>
+          <w:lang w:val="fr-FR"/>
+        </w:rPr>
+        <w:t>: transformé en texte brut</w:t>
+      </w:r>
+    </w:p>
+    <w:p>
+      <w:pPr>
+        <w:pStyle w:val="Paragraphedeliste"/>
+        <w:numPr>
+          <w:ilvl w:val="0"/>
+          <w:numId w:val="15"/>
+        </w:numPr>
+      </w:pPr>
+      <w:r>
+        <w:rPr>
+          <w:lang w:val="fr-FR"/>
+        </w:rPr>
+        <w:t>Si texte</w:t>
+      </w:r>
+      <w:r>
+        <w:rPr>
+          <w:lang w:val="fr-FR"/>
+        </w:rPr>
+        <w:t xml:space="preserve"> </w:t>
+      </w:r>
+      <w:r>
+        <w:rPr>
+          <w:lang w:val="fr-FR"/>
+        </w:rPr>
+        <w:t>: sera redirigé vers la page de résumé</w:t>
+      </w:r>
+    </w:p>
+    <w:p>
+      <w:pPr>
+        <w:rPr>
+          <w:lang w:val="fr-FR"/>
+        </w:rPr>
+      </w:pPr>
+      <w:r>
+        <w:t>Tr</w:t>
+      </w:r>
+      <w:r>
+        <w:rPr>
+          <w:lang w:val="fr-FR"/>
+        </w:rPr>
+        <w:t>anscription effectuée par une IA de speech-to-text.</w:t>
+      </w:r>
+    </w:p>
+    <w:p>
+      <w:pPr>
+        <w:rPr>
+          <w:lang w:val="fr-FR"/>
+        </w:rPr>
+      </w:pPr>
+      <w:r>
+        <w:t>Une fois la transcription audio vers texte termin</w:t>
+      </w:r>
+      <w:r>
+        <w:rPr>
+          <w:lang w:val="fr-FR"/>
+        </w:rPr>
+        <w:t>ée, le résultat sera envoyé dans une page de résumé où l’utilisateur y sera aussi redirigé.</w:t>
+      </w:r>
+    </w:p>
+    <w:p>
+      <w:r>
+        <w:t>Si formulaire non valid</w:t>
+      </w:r>
+      <w:r>
+        <w:rPr>
+          <w:lang w:val="fr-FR"/>
+        </w:rPr>
+        <w:t>é</w:t>
+      </w:r>
+      <w:r>
+        <w:t>, un message d’erreur s’affichera.</w:t>
+      </w:r>
+    </w:p>
+    <w:p/>
+    <w:p>
+      <w:r>
+        <w:rPr>
+          <w:noProof/>
+        </w:rPr>
+        <w:drawing>
+          <wp:inline distT="0" distB="0" distL="0" distR="0" wp14:anchorId="4C64951F" wp14:editId="7E654822">
+            <wp:extent cx="5486400" cy="3538855"/>
+            <wp:effectExtent l="0" t="0" r="0" b="4445"/>
+            <wp:docPr id="540080526" name="Image 4"/>
+            <wp:cNvGraphicFramePr>
+              <a:graphicFrameLocks xmlns:a="http://schemas.openxmlformats.org/drawingml/2006/main" noChangeAspect="1"/>
+            </wp:cNvGraphicFramePr>
+            <a:graphic xmlns:a="http://schemas.openxmlformats.org/drawingml/2006/main">
+              <a:graphicData uri="http://schemas.openxmlformats.org/drawingml/2006/picture">
+                <pic:pic xmlns:pic="http://schemas.openxmlformats.org/drawingml/2006/picture">
+                  <pic:nvPicPr>
+                    <pic:cNvPr id="0" name="Picture 7"/>
                     <pic:cNvPicPr>
                       <a:picLocks noChangeAspect="1" noChangeArrowheads="1"/>
                     </pic:cNvPicPr>
                   </pic:nvPicPr>
                   <pic:blipFill>
-                    <a:blip r:embed="rId7">
+                    <a:blip r:embed="rId8">
                       <a:extLst>
                         <a:ext uri="{28A0092B-C50C-407E-A947-70E740481C1C}">
                           <a14:useLocalDpi xmlns:a14="http://schemas.microsoft.com/office/drawing/2010/main" val="0"/>
@@ -849,7 +1047,7 @@
                   <pic:spPr bwMode="auto">
                     <a:xfrm>
                       <a:off x="0" y="0"/>
-                      <a:ext cx="5486400" cy="3580130"/>
+                      <a:ext cx="5486400" cy="3538855"/>
                     </a:xfrm>
                     <a:prstGeom prst="rect">
                       <a:avLst/>
@@ -865,144 +1063,276 @@
           </wp:inline>
         </w:drawing>
       </w:r>
+      <w:r>
+        <w:br/>
+      </w:r>
+    </w:p>
+    <w:p/>
+    <w:p/>
+    <w:p/>
+    <w:p>
+      <w:pPr>
+        <w:rPr>
+          <w:b/>
+          <w:bCs/>
+          <w:u w:val="single"/>
+        </w:rPr>
+      </w:pPr>
+      <w:r>
+        <w:rPr>
+          <w:b/>
+          <w:bCs/>
+          <w:u w:val="single"/>
+        </w:rPr>
+        <w:lastRenderedPageBreak/>
+        <w:t>Page de t</w:t>
+      </w:r>
+      <w:r>
+        <w:rPr>
+          <w:b/>
+          <w:bCs/>
+          <w:u w:val="single"/>
+        </w:rPr>
+        <w:t>raitement d</w:t>
+      </w:r>
+      <w:r>
+        <w:rPr>
+          <w:b/>
+          <w:bCs/>
+          <w:u w:val="single"/>
+        </w:rPr>
+        <w:t>e</w:t>
+      </w:r>
+      <w:r>
+        <w:rPr>
+          <w:b/>
+          <w:bCs/>
+          <w:u w:val="single"/>
+        </w:rPr>
+        <w:t xml:space="preserve"> text</w:t>
+      </w:r>
+      <w:r>
+        <w:rPr>
+          <w:b/>
+          <w:bCs/>
+          <w:u w:val="single"/>
+        </w:rPr>
+        <w:t>e</w:t>
+      </w:r>
     </w:p>
     <w:p>
-      <w:r>
-        <w:lastRenderedPageBreak/>
-        <w:br/>
-        <w:t xml:space="preserve">- </w:t>
-      </w:r>
-      <w:r>
-        <w:t>Upload</w:t>
-      </w:r>
-      <w:r>
-        <w:t xml:space="preserve"> de </w:t>
-      </w:r>
-      <w:proofErr w:type="spellStart"/>
-      <w:r>
-        <w:t>fichiers</w:t>
-      </w:r>
-      <w:proofErr w:type="spellEnd"/>
-      <w:r>
-        <w:t xml:space="preserve"> audio </w:t>
-      </w:r>
-      <w:proofErr w:type="spellStart"/>
-      <w:r>
-        <w:t>ou</w:t>
-      </w:r>
-      <w:proofErr w:type="spellEnd"/>
-      <w:r>
-        <w:t xml:space="preserve"> </w:t>
-      </w:r>
-      <w:r>
-        <w:t>video</w:t>
+      <w:pPr>
+        <w:rPr>
+          <w:lang w:val="fr-FR"/>
+        </w:rPr>
+      </w:pPr>
+      <w:r>
+        <w:rPr>
+          <w:lang w:val="fr-FR"/>
+        </w:rPr>
+        <w:t>Il s’agit ici d’un formulaire pour les options de résumé.</w:t>
       </w:r>
     </w:p>
     <w:p>
-      <w:r>
-        <w:t xml:space="preserve">Extraction de </w:t>
-      </w:r>
-      <w:proofErr w:type="spellStart"/>
-      <w:r>
-        <w:t>l’audio</w:t>
-      </w:r>
-      <w:proofErr w:type="spellEnd"/>
-      <w:r>
-        <w:t xml:space="preserve"> (</w:t>
-      </w:r>
-      <w:proofErr w:type="spellStart"/>
-      <w:r>
-        <w:t>si</w:t>
-      </w:r>
-      <w:proofErr w:type="spellEnd"/>
-      <w:r>
-        <w:t xml:space="preserve"> </w:t>
-      </w:r>
-      <w:proofErr w:type="spellStart"/>
-      <w:r>
-        <w:t>fichier</w:t>
-      </w:r>
-      <w:proofErr w:type="spellEnd"/>
-      <w:r>
-        <w:t xml:space="preserve"> vid</w:t>
-      </w:r>
-      <w:proofErr w:type="spellStart"/>
-      <w:r>
+      <w:pPr>
         <w:rPr>
           <w:lang w:val="fr-FR"/>
         </w:rPr>
-        <w:t>éo</w:t>
-      </w:r>
-      <w:proofErr w:type="spellEnd"/>
+      </w:pPr>
       <w:r>
         <w:rPr>
           <w:lang w:val="fr-FR"/>
         </w:rPr>
-        <w:t>)</w:t>
-      </w:r>
-      <w:r>
-        <w:br/>
-      </w:r>
-      <w:r>
-        <w:t xml:space="preserve">Conversion </w:t>
-      </w:r>
-      <w:proofErr w:type="spellStart"/>
-      <w:r>
-        <w:t>en</w:t>
-      </w:r>
-      <w:proofErr w:type="spellEnd"/>
-      <w:r>
-        <w:t xml:space="preserve"> </w:t>
-      </w:r>
-      <w:proofErr w:type="spellStart"/>
-      <w:r>
-        <w:t>texte</w:t>
-      </w:r>
-      <w:proofErr w:type="spellEnd"/>
-      <w:r>
-        <w:t xml:space="preserve"> brut</w:t>
-      </w:r>
-      <w:r>
-        <w:br/>
-      </w:r>
-      <w:proofErr w:type="spellStart"/>
-      <w:r>
-        <w:t>Édition</w:t>
-      </w:r>
-      <w:proofErr w:type="spellEnd"/>
-      <w:r>
-        <w:t xml:space="preserve"> </w:t>
-      </w:r>
-      <w:proofErr w:type="spellStart"/>
-      <w:r>
-        <w:t>manuelle</w:t>
-      </w:r>
-      <w:proofErr w:type="spellEnd"/>
-      <w:r>
-        <w:t xml:space="preserve"> du </w:t>
-      </w:r>
-      <w:proofErr w:type="spellStart"/>
-      <w:r>
-        <w:t>texte</w:t>
-      </w:r>
-      <w:proofErr w:type="spellEnd"/>
-      <w:r>
-        <w:t xml:space="preserve"> </w:t>
-      </w:r>
-      <w:proofErr w:type="spellStart"/>
-      <w:r>
-        <w:t>généré</w:t>
-      </w:r>
-      <w:proofErr w:type="spellEnd"/>
+        <w:t>Champ de texte où le résultat de la transcription sera placé (si l’utilisateur est redirigé après une transcription.</w:t>
+      </w:r>
+    </w:p>
+    <w:p>
+      <w:pPr>
+        <w:rPr>
+          <w:lang w:val="fr-FR"/>
+        </w:rPr>
+      </w:pPr>
+      <w:r>
+        <w:rPr>
+          <w:lang w:val="fr-FR"/>
+        </w:rPr>
+        <w:t>L’utilisateur peut accéder à cette page par un lien et le champ sera vide, où l’utilisateur peut directement taper du texte à résumer.</w:t>
+      </w:r>
+    </w:p>
+    <w:p>
+      <w:pPr>
+        <w:rPr>
+          <w:lang w:val="fr-FR"/>
+        </w:rPr>
+      </w:pPr>
+      <w:r>
+        <w:rPr>
+          <w:lang w:val="fr-FR"/>
+        </w:rPr>
+        <w:t>Ce champ de texte est modifiable.</w:t>
+      </w:r>
+    </w:p>
+    <w:p>
+      <w:pPr>
+        <w:rPr>
+          <w:lang w:val="fr-FR"/>
+        </w:rPr>
+      </w:pPr>
+      <w:r>
+        <w:rPr>
+          <w:lang w:val="fr-FR"/>
+        </w:rPr>
+        <w:t>Plusieurs options sont disponibles pour le résumé final :</w:t>
+      </w:r>
+    </w:p>
+    <w:p>
+      <w:pPr>
+        <w:pStyle w:val="Paragraphedeliste"/>
+        <w:numPr>
+          <w:ilvl w:val="0"/>
+          <w:numId w:val="15"/>
+        </w:numPr>
+        <w:rPr>
+          <w:lang w:val="fr-FR"/>
+        </w:rPr>
+      </w:pPr>
+      <w:r>
+        <w:rPr>
+          <w:lang w:val="fr-FR"/>
+        </w:rPr>
+        <w:t>Concis : résumé bref, court et clair avec des phrases clés (utile pour la compréhension d’un texte)</w:t>
+      </w:r>
+    </w:p>
+    <w:p>
+      <w:pPr>
+        <w:pStyle w:val="Paragraphedeliste"/>
+        <w:numPr>
+          <w:ilvl w:val="0"/>
+          <w:numId w:val="15"/>
+        </w:numPr>
+        <w:rPr>
+          <w:lang w:val="fr-FR"/>
+        </w:rPr>
+      </w:pPr>
+      <w:r>
+        <w:rPr>
+          <w:lang w:val="fr-FR"/>
+        </w:rPr>
+        <w:t>Détaillé : résumé en plusieurs points explicatifs</w:t>
+      </w:r>
+    </w:p>
+    <w:p>
+      <w:pPr>
+        <w:pStyle w:val="Paragraphedeliste"/>
+        <w:numPr>
+          <w:ilvl w:val="0"/>
+          <w:numId w:val="15"/>
+        </w:numPr>
+      </w:pPr>
+      <w:r>
+        <w:rPr>
+          <w:lang w:val="fr-FR"/>
+        </w:rPr>
+        <w:t>Orienté décision :</w:t>
+      </w:r>
+      <w:r>
+        <w:t xml:space="preserve"> mise en avant des choix et actions </w:t>
+      </w:r>
+      <w:r>
+        <w:rPr>
+          <w:lang w:val="fr-FR"/>
+        </w:rPr>
+        <w:t>à mener</w:t>
+      </w:r>
+    </w:p>
+    <w:p>
+      <w:pPr>
+        <w:rPr>
+          <w:lang w:val="fr-FR"/>
+        </w:rPr>
+      </w:pPr>
+      <w:r>
+        <w:rPr>
+          <w:lang w:val="fr-FR"/>
+        </w:rPr>
+        <w:t xml:space="preserve">Résumé </w:t>
+      </w:r>
+      <w:r>
+        <w:rPr>
+          <w:lang w:val="fr-FR"/>
+        </w:rPr>
+        <w:t>effectué par une IA</w:t>
+      </w:r>
+      <w:r>
+        <w:rPr>
+          <w:lang w:val="fr-FR"/>
+        </w:rPr>
+        <w:t xml:space="preserve"> de traitement de texte</w:t>
+      </w:r>
+      <w:r>
+        <w:rPr>
+          <w:lang w:val="fr-FR"/>
+        </w:rPr>
+        <w:t>.</w:t>
+      </w:r>
+    </w:p>
+    <w:p>
+      <w:pPr>
+        <w:rPr>
+          <w:lang w:val="fr-FR"/>
+        </w:rPr>
+      </w:pPr>
+      <w:r>
+        <w:t>Une fois l</w:t>
+      </w:r>
+      <w:r>
+        <w:t>e process de r</w:t>
+      </w:r>
+      <w:r>
+        <w:rPr>
+          <w:lang w:val="fr-FR"/>
+        </w:rPr>
+        <w:t>ésumé</w:t>
+      </w:r>
+      <w:r>
+        <w:t xml:space="preserve"> termin</w:t>
+      </w:r>
+      <w:r>
+        <w:rPr>
+          <w:lang w:val="fr-FR"/>
+        </w:rPr>
+        <w:t>é, le résultat sera envoyé dans une page de résumé où l’utilisateur y sera aussi redirigé.</w:t>
+      </w:r>
+    </w:p>
+    <w:p>
+      <w:pPr>
+        <w:rPr>
+          <w:lang w:val="fr-FR"/>
+        </w:rPr>
+      </w:pPr>
+      <w:r>
+        <w:t>Si formulaire non valid</w:t>
+      </w:r>
+      <w:r>
+        <w:rPr>
+          <w:lang w:val="fr-FR"/>
+        </w:rPr>
+        <w:t>é</w:t>
+      </w:r>
+      <w:r>
+        <w:t>, un message d’erreur s’affichera.</w:t>
+      </w:r>
+    </w:p>
+    <w:p>
       <w:r>
         <w:rPr>
           <w:noProof/>
         </w:rPr>
         <w:drawing>
-          <wp:inline distT="0" distB="0" distL="0" distR="0" wp14:anchorId="1EBE11C0" wp14:editId="042BCF91">
+          <wp:inline distT="0" distB="0" distL="0" distR="0" wp14:anchorId="7A5BD3E8" wp14:editId="05125152">
             <wp:extent cx="5486400" cy="3525520"/>
             <wp:effectExtent l="0" t="0" r="0" b="0"/>
-            <wp:docPr id="706841475" name="Image 7"/>
+            <wp:docPr id="1237124758" name="Image 6"/>
             <wp:cNvGraphicFramePr>
               <a:graphicFrameLocks xmlns:a="http://schemas.openxmlformats.org/drawingml/2006/main" noChangeAspect="1"/>
             </wp:cNvGraphicFramePr>
@@ -1010,13 +1340,13 @@
               <a:graphicData uri="http://schemas.openxmlformats.org/drawingml/2006/picture">
                 <pic:pic xmlns:pic="http://schemas.openxmlformats.org/drawingml/2006/picture">
                   <pic:nvPicPr>
-                    <pic:cNvPr id="0" name="Picture 13"/>
+                    <pic:cNvPr id="0" name="Picture 11"/>
                     <pic:cNvPicPr>
                       <a:picLocks noChangeAspect="1" noChangeArrowheads="1"/>
                     </pic:cNvPicPr>
                   </pic:nvPicPr>
                   <pic:blipFill>
-                    <a:blip r:embed="rId8">
+                    <a:blip r:embed="rId9">
                       <a:extLst>
                         <a:ext uri="{28A0092B-C50C-407E-A947-70E740481C1C}">
                           <a14:useLocalDpi xmlns:a14="http://schemas.microsoft.com/office/drawing/2010/main" val="0"/>
@@ -1051,170 +1381,138 @@
         <w:br/>
       </w:r>
     </w:p>
+    <w:p/>
+    <w:p/>
+    <w:p/>
     <w:p>
-      <w:r>
-        <w:t xml:space="preserve">- </w:t>
-      </w:r>
-      <w:proofErr w:type="spellStart"/>
-      <w:r>
-        <w:t>Traitement</w:t>
-      </w:r>
-      <w:proofErr w:type="spellEnd"/>
-      <w:r>
-        <w:t xml:space="preserve"> du </w:t>
-      </w:r>
-      <w:proofErr w:type="spellStart"/>
-      <w:r>
-        <w:t>texte</w:t>
-      </w:r>
-      <w:proofErr w:type="spellEnd"/>
-      <w:r>
-        <w:t xml:space="preserve"> brut </w:t>
-      </w:r>
-      <w:proofErr w:type="spellStart"/>
-      <w:r>
-        <w:t>en</w:t>
-      </w:r>
-      <w:proofErr w:type="spellEnd"/>
-      <w:r>
-        <w:t xml:space="preserve"> r</w:t>
-      </w:r>
-      <w:proofErr w:type="spellStart"/>
-      <w:r>
-        <w:rPr>
-          <w:lang w:val="fr-FR"/>
-        </w:rPr>
-        <w:t>ésumé</w:t>
-      </w:r>
-      <w:proofErr w:type="spellEnd"/>
-      <w:r>
-        <w:rPr>
-          <w:lang w:val="fr-FR"/>
-        </w:rPr>
-        <w:t xml:space="preserve"> selon choix utilisateur (concis, </w:t>
-      </w:r>
-      <w:proofErr w:type="spellStart"/>
-      <w:r>
-        <w:t>détaillé</w:t>
-      </w:r>
-      <w:proofErr w:type="spellEnd"/>
-      <w:r>
-        <w:t>, orient</w:t>
-      </w:r>
-      <w:r>
-        <w:rPr>
-          <w:lang w:val="fr-FR"/>
-        </w:rPr>
-        <w:t>é décisions</w:t>
-      </w:r>
-      <w:r>
-        <w:rPr>
-          <w:lang w:val="fr-FR"/>
-        </w:rPr>
-        <w:t>)</w:t>
-      </w:r>
-      <w:r>
-        <w:br/>
-      </w:r>
-      <w:proofErr w:type="spellStart"/>
-      <w:r>
-        <w:t>Édition</w:t>
-      </w:r>
-      <w:proofErr w:type="spellEnd"/>
-      <w:r>
-        <w:t xml:space="preserve"> </w:t>
-      </w:r>
-      <w:proofErr w:type="spellStart"/>
-      <w:r>
-        <w:t>manuelle</w:t>
-      </w:r>
-      <w:proofErr w:type="spellEnd"/>
-      <w:r>
-        <w:t xml:space="preserve"> du </w:t>
-      </w:r>
-      <w:proofErr w:type="spellStart"/>
-      <w:r>
-        <w:t>texte</w:t>
-      </w:r>
-      <w:proofErr w:type="spellEnd"/>
-      <w:r>
-        <w:t xml:space="preserve"> </w:t>
-      </w:r>
-      <w:proofErr w:type="spellStart"/>
-      <w:r>
-        <w:t>généré</w:t>
-      </w:r>
-      <w:proofErr w:type="spellEnd"/>
-      <w:r>
-        <w:rPr>
-          <w:noProof/>
-        </w:rPr>
-        <w:lastRenderedPageBreak/>
-        <w:drawing>
-          <wp:inline distT="0" distB="0" distL="0" distR="0" wp14:anchorId="7A5BD3E8" wp14:editId="05125152">
-            <wp:extent cx="5486400" cy="3525520"/>
-            <wp:effectExtent l="0" t="0" r="0" b="0"/>
-            <wp:docPr id="1237124758" name="Image 6"/>
-            <wp:cNvGraphicFramePr>
-              <a:graphicFrameLocks xmlns:a="http://schemas.openxmlformats.org/drawingml/2006/main" noChangeAspect="1"/>
-            </wp:cNvGraphicFramePr>
-            <a:graphic xmlns:a="http://schemas.openxmlformats.org/drawingml/2006/main">
-              <a:graphicData uri="http://schemas.openxmlformats.org/drawingml/2006/picture">
-                <pic:pic xmlns:pic="http://schemas.openxmlformats.org/drawingml/2006/picture">
-                  <pic:nvPicPr>
-                    <pic:cNvPr id="0" name="Picture 11"/>
-                    <pic:cNvPicPr>
-                      <a:picLocks noChangeAspect="1" noChangeArrowheads="1"/>
-                    </pic:cNvPicPr>
-                  </pic:nvPicPr>
-                  <pic:blipFill>
-                    <a:blip r:embed="rId8">
-                      <a:extLst>
-                        <a:ext uri="{28A0092B-C50C-407E-A947-70E740481C1C}">
-                          <a14:useLocalDpi xmlns:a14="http://schemas.microsoft.com/office/drawing/2010/main" val="0"/>
-                        </a:ext>
-                      </a:extLst>
-                    </a:blip>
-                    <a:srcRect/>
-                    <a:stretch>
-                      <a:fillRect/>
-                    </a:stretch>
-                  </pic:blipFill>
-                  <pic:spPr bwMode="auto">
-                    <a:xfrm>
-                      <a:off x="0" y="0"/>
-                      <a:ext cx="5486400" cy="3525520"/>
-                    </a:xfrm>
-                    <a:prstGeom prst="rect">
-                      <a:avLst/>
-                    </a:prstGeom>
-                    <a:noFill/>
-                    <a:ln>
-                      <a:noFill/>
-                    </a:ln>
-                  </pic:spPr>
-                </pic:pic>
-              </a:graphicData>
-            </a:graphic>
-          </wp:inline>
-        </w:drawing>
-      </w:r>
-      <w:r>
-        <w:br/>
+      <w:pPr>
+        <w:rPr>
+          <w:b/>
+          <w:bCs/>
+          <w:u w:val="single"/>
+        </w:rPr>
+      </w:pPr>
+      <w:r>
+        <w:rPr>
+          <w:b/>
+          <w:bCs/>
+          <w:u w:val="single"/>
+        </w:rPr>
+        <w:t>Exportation</w:t>
       </w:r>
     </w:p>
     <w:p>
-      <w:r>
-        <w:t xml:space="preserve">- Exportation </w:t>
-      </w:r>
-      <w:proofErr w:type="spellStart"/>
-      <w:r>
-        <w:t>en</w:t>
-      </w:r>
-      <w:proofErr w:type="spellEnd"/>
-      <w:r>
-        <w:t xml:space="preserve"> divers formats</w:t>
-      </w:r>
+      <w:pPr>
+        <w:rPr>
+          <w:lang w:val="fr-FR"/>
+        </w:rPr>
+      </w:pPr>
+      <w:r>
+        <w:t>L’</w:t>
+      </w:r>
+      <w:r>
+        <w:rPr>
+          <w:lang w:val="fr-FR"/>
+        </w:rPr>
+        <w:t>écran ci-dessous s’agit de la page d’affichage du résultat final de la transcription avec divers options d’exportation.</w:t>
+      </w:r>
+    </w:p>
+    <w:p>
+      <w:pPr>
+        <w:rPr>
+          <w:lang w:val="fr-FR"/>
+        </w:rPr>
+      </w:pPr>
+      <w:r>
+        <w:rPr>
+          <w:lang w:val="fr-FR"/>
+        </w:rPr>
+        <w:t>Champ de texte où le résultat d</w:t>
+      </w:r>
+      <w:r>
+        <w:rPr>
+          <w:lang w:val="fr-FR"/>
+        </w:rPr>
+        <w:t>u résumé</w:t>
+      </w:r>
+      <w:r>
+        <w:rPr>
+          <w:lang w:val="fr-FR"/>
+        </w:rPr>
+        <w:t xml:space="preserve"> sera placé</w:t>
+      </w:r>
+      <w:r>
+        <w:rPr>
+          <w:lang w:val="fr-FR"/>
+        </w:rPr>
+        <w:t>.</w:t>
+      </w:r>
+    </w:p>
+    <w:p>
+      <w:pPr>
+        <w:rPr>
+          <w:lang w:val="fr-FR"/>
+        </w:rPr>
+      </w:pPr>
+      <w:r>
+        <w:rPr>
+          <w:lang w:val="fr-FR"/>
+        </w:rPr>
+        <w:t>Champ de texte est modifiable.</w:t>
+      </w:r>
+    </w:p>
+    <w:p>
+      <w:pPr>
+        <w:rPr>
+          <w:lang w:val="fr-FR"/>
+        </w:rPr>
+      </w:pPr>
+      <w:r>
+        <w:rPr>
+          <w:lang w:val="fr-FR"/>
+        </w:rPr>
+        <w:t>Bouton « Save » permettant de sauvegarder la transcription dans une base de données (ou pas, en fonction de l’abonnement de l’utilisateur). </w:t>
+      </w:r>
+    </w:p>
+    <w:p>
+      <w:pPr>
+        <w:rPr>
+          <w:lang w:val="fr-FR"/>
+        </w:rPr>
+      </w:pPr>
+      <w:r>
+        <w:rPr>
+          <w:lang w:val="fr-FR"/>
+        </w:rPr>
+        <w:t>Options d’exportation disponibles : pdf, word, via mail (pour les personnes</w:t>
+      </w:r>
+      <w:r>
+        <w:rPr>
+          <w:lang w:val="fr-FR"/>
+        </w:rPr>
+        <w:t xml:space="preserve"> </w:t>
+      </w:r>
+      <w:r>
+        <w:rPr>
+          <w:lang w:val="fr-FR"/>
+        </w:rPr>
+        <w:t>concerné</w:t>
+      </w:r>
+      <w:r>
+        <w:rPr>
+          <w:lang w:val="fr-FR"/>
+        </w:rPr>
+        <w:t>es).</w:t>
+      </w:r>
+    </w:p>
+    <w:p>
+      <w:pPr>
+        <w:rPr>
+          <w:lang w:val="fr-FR"/>
+        </w:rPr>
+      </w:pPr>
+    </w:p>
+    <w:p>
       <w:r>
         <w:rPr>
           <w:noProof/>
@@ -1237,7 +1535,7 @@
                     </pic:cNvPicPr>
                   </pic:nvPicPr>
                   <pic:blipFill>
-                    <a:blip r:embed="rId9">
+                    <a:blip r:embed="rId10">
                       <a:extLst>
                         <a:ext uri="{28A0092B-C50C-407E-A947-70E740481C1C}">
                           <a14:useLocalDpi xmlns:a14="http://schemas.microsoft.com/office/drawing/2010/main" val="0"/>
@@ -1272,19 +1570,124 @@
         <w:br/>
       </w:r>
     </w:p>
+    <w:p/>
     <w:p>
-      <w:r>
-        <w:lastRenderedPageBreak/>
-        <w:t xml:space="preserve">- </w:t>
-      </w:r>
-      <w:proofErr w:type="spellStart"/>
-      <w:r>
-        <w:t>Historique</w:t>
-      </w:r>
-      <w:proofErr w:type="spellEnd"/>
-      <w:r>
-        <w:t xml:space="preserve"> des transcriptions</w:t>
-      </w:r>
+      <w:pPr>
+        <w:rPr>
+          <w:b/>
+          <w:bCs/>
+          <w:u w:val="single"/>
+        </w:rPr>
+      </w:pPr>
+    </w:p>
+    <w:p>
+      <w:pPr>
+        <w:rPr>
+          <w:b/>
+          <w:bCs/>
+          <w:u w:val="single"/>
+        </w:rPr>
+      </w:pPr>
+    </w:p>
+    <w:p>
+      <w:pPr>
+        <w:rPr>
+          <w:b/>
+          <w:bCs/>
+          <w:u w:val="single"/>
+        </w:rPr>
+      </w:pPr>
+    </w:p>
+    <w:p>
+      <w:pPr>
+        <w:rPr>
+          <w:noProof/>
+        </w:rPr>
+      </w:pPr>
+      <w:r>
+        <w:rPr>
+          <w:b/>
+          <w:bCs/>
+          <w:u w:val="single"/>
+        </w:rPr>
+        <w:t>Historique des transcriptions</w:t>
+      </w:r>
+    </w:p>
+    <w:p>
+      <w:pPr>
+        <w:rPr>
+          <w:noProof/>
+          <w:lang w:val="fr-FR"/>
+        </w:rPr>
+      </w:pPr>
+      <w:r>
+        <w:rPr>
+          <w:noProof/>
+        </w:rPr>
+        <w:t>Page d’historique de toutes les transcriptions sauvegard</w:t>
+      </w:r>
+      <w:r>
+        <w:rPr>
+          <w:noProof/>
+          <w:lang w:val="fr-FR"/>
+        </w:rPr>
+        <w:t>ées.</w:t>
+      </w:r>
+    </w:p>
+    <w:p>
+      <w:pPr>
+        <w:rPr>
+          <w:noProof/>
+          <w:lang w:val="fr-FR"/>
+        </w:rPr>
+      </w:pPr>
+      <w:r>
+        <w:rPr>
+          <w:noProof/>
+          <w:lang w:val="fr-FR"/>
+        </w:rPr>
+        <w:t>Filtre multi-critères pour faciliter la recherche dans la liste.</w:t>
+      </w:r>
+    </w:p>
+    <w:p>
+      <w:pPr>
+        <w:rPr>
+          <w:noProof/>
+          <w:lang w:val="fr-FR"/>
+        </w:rPr>
+      </w:pPr>
+      <w:r>
+        <w:rPr>
+          <w:noProof/>
+          <w:lang w:val="fr-FR"/>
+        </w:rPr>
+        <w:t>Liste des transcriptions d’un utilisateur.</w:t>
+      </w:r>
+    </w:p>
+    <w:p>
+      <w:pPr>
+        <w:rPr>
+          <w:noProof/>
+          <w:lang w:val="fr-FR"/>
+        </w:rPr>
+      </w:pPr>
+      <w:r>
+        <w:rPr>
+          <w:noProof/>
+          <w:lang w:val="fr-FR"/>
+        </w:rPr>
+        <w:t>Le bouton « Voir détails » redirigera vers la page détail où l’on apercevra toutes les informations d’une transcription(fichier téléversé, taille, durée, date, résumé finale, …). On pourra aussi exporter le fichier depuis.</w:t>
+      </w:r>
+    </w:p>
+    <w:p>
+      <w:pPr>
+        <w:rPr>
+          <w:noProof/>
+          <w:lang w:val="fr-FR"/>
+        </w:rPr>
+      </w:pPr>
+    </w:p>
+    <w:p>
       <w:r>
         <w:rPr>
           <w:noProof/>
@@ -1307,7 +1710,7 @@
                     </pic:cNvPicPr>
                   </pic:nvPicPr>
                   <pic:blipFill>
-                    <a:blip r:embed="rId10">
+                    <a:blip r:embed="rId11">
                       <a:extLst>
                         <a:ext uri="{28A0092B-C50C-407E-A947-70E740481C1C}">
                           <a14:useLocalDpi xmlns:a14="http://schemas.microsoft.com/office/drawing/2010/main" val="0"/>
@@ -1342,50 +1745,143 @@
         <w:br/>
       </w:r>
     </w:p>
+    <w:p/>
+    <w:p/>
+    <w:p/>
+    <w:p/>
+    <w:p/>
+    <w:p/>
     <w:p>
-      <w:r>
-        <w:t>- Abonnement</w:t>
+      <w:pPr>
+        <w:rPr>
+          <w:b/>
+          <w:bCs/>
+          <w:u w:val="single"/>
+        </w:rPr>
+      </w:pPr>
+      <w:r>
+        <w:rPr>
+          <w:b/>
+          <w:bCs/>
+          <w:u w:val="single"/>
+        </w:rPr>
+        <w:lastRenderedPageBreak/>
+        <w:t>Abonnement</w:t>
       </w:r>
     </w:p>
     <w:p>
+      <w:r>
+        <w:t>Page d’abonnement avec divers choix:</w:t>
+      </w:r>
+    </w:p>
+    <w:p>
+      <w:pPr>
+        <w:pStyle w:val="Paragraphedeliste"/>
+        <w:numPr>
+          <w:ilvl w:val="0"/>
+          <w:numId w:val="15"/>
+        </w:numPr>
+      </w:pPr>
+      <w:r>
+        <w:rPr>
+          <w:lang w:val="fr-FR"/>
+        </w:rPr>
+        <w:t>Gratuit : fonctionnalités limitées</w:t>
+      </w:r>
+      <w:r>
+        <w:rPr>
+          <w:lang w:val="fr-FR"/>
+        </w:rPr>
+        <w:t xml:space="preserve"> (un </w:t>
+      </w:r>
+      <w:r>
+        <w:rPr>
+          <w:lang w:val="fr-FR"/>
+        </w:rPr>
+        <w:t xml:space="preserve">fichier </w:t>
+      </w:r>
+      <w:r>
+        <w:rPr>
+          <w:lang w:val="fr-FR"/>
+        </w:rPr>
+        <w:t xml:space="preserve">audio </w:t>
+      </w:r>
+      <w:r>
+        <w:rPr>
+          <w:lang w:val="fr-FR"/>
+        </w:rPr>
+        <w:t xml:space="preserve">seulement </w:t>
+      </w:r>
+      <w:r>
+        <w:rPr>
+          <w:lang w:val="fr-FR"/>
+        </w:rPr>
+        <w:t>de 1 min maximum</w:t>
+      </w:r>
+      <w:r>
+        <w:rPr>
+          <w:lang w:val="fr-FR"/>
+        </w:rPr>
+        <w:t>, nombre de format supportés et langue disponible limité</w:t>
+      </w:r>
+      <w:r>
+        <w:rPr>
+          <w:lang w:val="fr-FR"/>
+        </w:rPr>
+        <w:t>)</w:t>
+      </w:r>
+    </w:p>
+    <w:p>
+      <w:pPr>
+        <w:pStyle w:val="Paragraphedeliste"/>
+        <w:numPr>
+          <w:ilvl w:val="0"/>
+          <w:numId w:val="15"/>
+        </w:numPr>
+      </w:pPr>
+      <w:r>
+        <w:rPr>
+          <w:lang w:val="fr-FR"/>
+        </w:rPr>
+        <w:t>Particulier : transcription audio, vidéo disponible avec tous les formats supportés mais non seulement une variété de langue dispo.</w:t>
+      </w:r>
+    </w:p>
+    <w:p>
+      <w:pPr>
+        <w:pStyle w:val="Paragraphedeliste"/>
+        <w:numPr>
+          <w:ilvl w:val="0"/>
+          <w:numId w:val="15"/>
+        </w:numPr>
+      </w:pPr>
+      <w:r>
+        <w:rPr>
+          <w:lang w:val="fr-FR"/>
+        </w:rPr>
+        <w:t>Entreprise</w:t>
+      </w:r>
+      <w:r>
+        <w:rPr>
+          <w:lang w:val="fr-FR"/>
+        </w:rPr>
+        <w:t xml:space="preserve"> : </w:t>
+      </w:r>
+      <w:r>
+        <w:rPr>
+          <w:lang w:val="fr-FR"/>
+        </w:rPr>
+        <w:t>toutes les fonctionnalités sont disponibles (comme l’option particulier), un seul abonnement pour plusieurs comptes et + une base de données centralisée pour une historisation en entreprise</w:t>
+      </w:r>
+    </w:p>
+    <w:p>
       <w:pPr>
         <w:ind w:left="360"/>
       </w:pPr>
-      <w:r>
-        <w:rPr>
-          <w:lang w:val="fr-FR"/>
-        </w:rPr>
-        <w:lastRenderedPageBreak/>
-        <w:t>Gratuit : fonctionnalités limitées</w:t>
-      </w:r>
-      <w:r>
-        <w:rPr>
-          <w:lang w:val="fr-FR"/>
-        </w:rPr>
-        <w:t xml:space="preserve"> (</w:t>
-      </w:r>
-      <w:r>
-        <w:rPr>
-          <w:u w:val="single"/>
-          <w:lang w:val="fr-FR"/>
-        </w:rPr>
-        <w:t>ex :</w:t>
-      </w:r>
-      <w:r>
-        <w:rPr>
-          <w:lang w:val="fr-FR"/>
-        </w:rPr>
-        <w:t xml:space="preserve"> un audio de 1 min maximum à transcrire)</w:t>
-      </w:r>
-      <w:r>
-        <w:br/>
-      </w:r>
-      <w:r>
-        <w:rPr>
-          <w:lang w:val="fr-FR"/>
-        </w:rPr>
-        <w:t>Payant : toutes les fonctionnalités sont disponibles</w:t>
-      </w:r>
+    </w:p>
+    <w:p>
+      <w:pPr>
+        <w:ind w:left="360"/>
+      </w:pPr>
       <w:r>
         <w:rPr>
           <w:noProof/>
@@ -1408,7 +1904,7 @@
                     </pic:cNvPicPr>
                   </pic:nvPicPr>
                   <pic:blipFill>
-                    <a:blip r:embed="rId11">
+                    <a:blip r:embed="rId12">
                       <a:extLst>
                         <a:ext uri="{28A0092B-C50C-407E-A947-70E740481C1C}">
                           <a14:useLocalDpi xmlns:a14="http://schemas.microsoft.com/office/drawing/2010/main" val="0"/>
@@ -1444,176 +1940,29 @@
       <w:pPr>
         <w:pStyle w:val="Titre2"/>
       </w:pPr>
-      <w:r>
-        <w:t xml:space="preserve">6. </w:t>
-      </w:r>
-      <w:proofErr w:type="spellStart"/>
-      <w:r>
-        <w:t>Contraintes</w:t>
-      </w:r>
-      <w:proofErr w:type="spellEnd"/>
-      <w:r>
-        <w:t xml:space="preserve"> techniques</w:t>
-      </w:r>
     </w:p>
     <w:p>
-      <w:r>
-        <w:t xml:space="preserve">- Les </w:t>
-      </w:r>
-      <w:proofErr w:type="spellStart"/>
-      <w:r>
-        <w:t>fichiers</w:t>
-      </w:r>
-      <w:proofErr w:type="spellEnd"/>
-      <w:r>
-        <w:t xml:space="preserve"> audio/</w:t>
-      </w:r>
-      <w:proofErr w:type="spellStart"/>
-      <w:r>
-        <w:t>vidéo</w:t>
-      </w:r>
-      <w:proofErr w:type="spellEnd"/>
-      <w:r>
-        <w:t xml:space="preserve"> ne </w:t>
-      </w:r>
-      <w:proofErr w:type="spellStart"/>
-      <w:r>
-        <w:t>doivent</w:t>
-      </w:r>
-      <w:proofErr w:type="spellEnd"/>
-      <w:r>
-        <w:t xml:space="preserve"> pas </w:t>
-      </w:r>
-      <w:proofErr w:type="spellStart"/>
-      <w:r>
-        <w:t>dé</w:t>
-      </w:r>
-      <w:r>
-        <w:t>passer</w:t>
-      </w:r>
-      <w:proofErr w:type="spellEnd"/>
-      <w:r>
-        <w:t xml:space="preserve"> </w:t>
-      </w:r>
-      <w:proofErr w:type="spellStart"/>
-      <w:r>
-        <w:t>d’une</w:t>
-      </w:r>
-      <w:proofErr w:type="spellEnd"/>
-      <w:r>
-        <w:t xml:space="preserve"> </w:t>
-      </w:r>
-      <w:proofErr w:type="spellStart"/>
-      <w:r>
-        <w:t>certaine</w:t>
-      </w:r>
-      <w:proofErr w:type="spellEnd"/>
-      <w:r>
-        <w:t xml:space="preserve"> taille</w:t>
+      <w:pPr>
+        <w:pStyle w:val="Titre2"/>
+      </w:pPr>
+      <w:r>
+        <w:t>6. Contraintes techniques</w:t>
+      </w:r>
+    </w:p>
+    <w:p>
+      <w:r>
+        <w:t>- Les fichiers audio/vidéo ne doivent pas dé</w:t>
+      </w:r>
+      <w:r>
+        <w:t>passer d’une certaine taille</w:t>
       </w:r>
       <w:r>
         <w:br/>
-        <w:t xml:space="preserve">- Le </w:t>
-      </w:r>
-      <w:proofErr w:type="spellStart"/>
-      <w:r>
-        <w:t>serveur</w:t>
-      </w:r>
-      <w:proofErr w:type="spellEnd"/>
-      <w:r>
-        <w:t xml:space="preserve"> doit supporter des </w:t>
-      </w:r>
-      <w:proofErr w:type="spellStart"/>
-      <w:r>
-        <w:t>tâches</w:t>
-      </w:r>
-      <w:proofErr w:type="spellEnd"/>
-      <w:r>
-        <w:t xml:space="preserve"> </w:t>
-      </w:r>
-      <w:proofErr w:type="spellStart"/>
-      <w:r>
-        <w:t>asynchrones</w:t>
-      </w:r>
-      <w:proofErr w:type="spellEnd"/>
-      <w:r>
-        <w:t xml:space="preserve"> (</w:t>
-      </w:r>
-      <w:proofErr w:type="spellStart"/>
-      <w:r>
-        <w:t>traitement</w:t>
-      </w:r>
-      <w:proofErr w:type="spellEnd"/>
-      <w:r>
-        <w:t xml:space="preserve"> </w:t>
-      </w:r>
-      <w:proofErr w:type="spellStart"/>
-      <w:r>
-        <w:t>parallèle</w:t>
-      </w:r>
-      <w:proofErr w:type="spellEnd"/>
-      <w:r>
-        <w:t>)</w:t>
+        <w:t>- Le serveur doit supporter des tâches asynchrones (traitement parallèle)</w:t>
       </w:r>
       <w:r>
         <w:br/>
-        <w:t xml:space="preserve">- Pas </w:t>
-      </w:r>
-      <w:proofErr w:type="spellStart"/>
-      <w:r>
-        <w:t>toutes</w:t>
-      </w:r>
-      <w:proofErr w:type="spellEnd"/>
-      <w:r>
-        <w:t xml:space="preserve"> les </w:t>
-      </w:r>
-      <w:proofErr w:type="spellStart"/>
-      <w:r>
-        <w:t>langues</w:t>
-      </w:r>
-      <w:proofErr w:type="spellEnd"/>
-      <w:r>
-        <w:t xml:space="preserve"> du monde entire </w:t>
-      </w:r>
-      <w:proofErr w:type="spellStart"/>
-      <w:r>
-        <w:t>sont</w:t>
-      </w:r>
-      <w:proofErr w:type="spellEnd"/>
-      <w:r>
-        <w:t xml:space="preserve"> </w:t>
-      </w:r>
-      <w:proofErr w:type="spellStart"/>
-      <w:r>
-        <w:t>disponibles</w:t>
-      </w:r>
-      <w:proofErr w:type="spellEnd"/>
-      <w:r>
-        <w:t xml:space="preserve"> (</w:t>
-      </w:r>
-      <w:proofErr w:type="spellStart"/>
-      <w:r>
-        <w:t>mais</w:t>
-      </w:r>
-      <w:proofErr w:type="spellEnd"/>
-      <w:r>
-        <w:t xml:space="preserve"> </w:t>
-      </w:r>
-      <w:proofErr w:type="spellStart"/>
-      <w:r>
-        <w:t>une</w:t>
-      </w:r>
-      <w:proofErr w:type="spellEnd"/>
-      <w:r>
-        <w:t xml:space="preserve"> bonne </w:t>
-      </w:r>
-      <w:proofErr w:type="spellStart"/>
-      <w:r>
-        <w:t>partie</w:t>
-      </w:r>
-      <w:proofErr w:type="spellEnd"/>
-      <w:r>
-        <w:t>)</w:t>
+        <w:t>- Pas toutes les langues du monde entire sont disponibles (mais une bonne partie)</w:t>
       </w:r>
       <w:r>
         <w:br/>
@@ -1628,56 +1977,17 @@
         </w:rPr>
         <w:t>é</w:t>
       </w:r>
-      <w:proofErr w:type="spellStart"/>
       <w:r>
         <w:t>sultats</w:t>
       </w:r>
-      <w:proofErr w:type="spellEnd"/>
-      <w:r>
-        <w:t xml:space="preserve"> IA </w:t>
-      </w:r>
-      <w:proofErr w:type="spellStart"/>
-      <w:r>
-        <w:t>doi</w:t>
+      <w:r>
+        <w:t xml:space="preserve"> IA doi</w:t>
       </w:r>
       <w:r>
         <w:t>vent</w:t>
       </w:r>
-      <w:proofErr w:type="spellEnd"/>
-      <w:r>
-        <w:t xml:space="preserve"> </w:t>
-      </w:r>
-      <w:proofErr w:type="spellStart"/>
-      <w:r>
-        <w:t>garantir</w:t>
-      </w:r>
-      <w:proofErr w:type="spellEnd"/>
-      <w:r>
-        <w:t xml:space="preserve"> </w:t>
-      </w:r>
-      <w:proofErr w:type="spellStart"/>
-      <w:r>
-        <w:t>une</w:t>
-      </w:r>
-      <w:proofErr w:type="spellEnd"/>
-      <w:r>
-        <w:t xml:space="preserve"> </w:t>
-      </w:r>
-      <w:proofErr w:type="spellStart"/>
-      <w:r>
-        <w:t>précision</w:t>
-      </w:r>
-      <w:proofErr w:type="spellEnd"/>
-      <w:r>
-        <w:t xml:space="preserve"> </w:t>
-      </w:r>
-      <w:proofErr w:type="spellStart"/>
-      <w:r>
-        <w:t>minimale</w:t>
-      </w:r>
-      <w:proofErr w:type="spellEnd"/>
-      <w:r>
-        <w:t xml:space="preserve"> de 85%</w:t>
+      <w:r>
+        <w:t xml:space="preserve"> garantir une précision minimale de 85%</w:t>
       </w:r>
     </w:p>
     <w:p>
@@ -1685,41 +1995,12 @@
         <w:pStyle w:val="Titre2"/>
       </w:pPr>
       <w:r>
-        <w:t xml:space="preserve">8. </w:t>
-      </w:r>
-      <w:proofErr w:type="spellStart"/>
-      <w:r>
-        <w:t>Déploiement</w:t>
-      </w:r>
-      <w:proofErr w:type="spellEnd"/>
+        <w:t>8. Déploiement</w:t>
+      </w:r>
     </w:p>
     <w:p>
       <w:r>
-        <w:t xml:space="preserve">Le </w:t>
-      </w:r>
-      <w:proofErr w:type="spellStart"/>
-      <w:r>
-        <w:t>projet</w:t>
-      </w:r>
-      <w:proofErr w:type="spellEnd"/>
-      <w:r>
-        <w:t xml:space="preserve"> sera </w:t>
-      </w:r>
-      <w:proofErr w:type="spellStart"/>
-      <w:r>
-        <w:t>déployé</w:t>
-      </w:r>
-      <w:proofErr w:type="spellEnd"/>
-      <w:r>
-        <w:t xml:space="preserve"> sur un </w:t>
-      </w:r>
-      <w:proofErr w:type="spellStart"/>
-      <w:r>
-        <w:t>serveur</w:t>
-      </w:r>
-      <w:proofErr w:type="spellEnd"/>
-      <w:r>
-        <w:t xml:space="preserve"> cloud.</w:t>
+        <w:t>Le projet sera déployé sur un serveur cloud.</w:t>
       </w:r>
     </w:p>
     <w:p/>
@@ -3168,7 +3449,7 @@
   <w:style w:type="paragraph" w:default="1" w:styleId="Normal">
     <w:name w:val="Normal"/>
     <w:qFormat/>
-    <w:rsid w:val="00FC693F"/>
+    <w:rsid w:val="00F90760"/>
   </w:style>
   <w:style w:type="paragraph" w:styleId="Titre1">
     <w:name w:val="heading 1"/>
@@ -3382,7 +3663,6 @@
   <w:style w:type="character" w:default="1" w:styleId="Policepardfaut">
     <w:name w:val="Default Paragraph Font"/>
     <w:uiPriority w:val="1"/>
-    <w:semiHidden/>
     <w:unhideWhenUsed/>
   </w:style>
   <w:style w:type="table" w:default="1" w:styleId="TableauNormal">
